--- a/templates/F07.docx
+++ b/templates/F07.docx
@@ -633,418 +633,415 @@
     <w:p>
       <w:pPr>
         <w:rPr>
+          <w:lang w:val="fi-FI"/>
+        </w:rPr>
+      </w:pPr>
+      <w:r>
+        <w:rPr>
+          <w:lang w:val="fi-FI"/>
+        </w:rPr>
+        <w:t xml:space="preserve">{{pekerjaan}} untuk di {{tempat}} </w:t>
+      </w:r>
+    </w:p>
+    <w:p>
+      <w:pPr>
+        <w:rPr>
+          <w:lang w:val="fi-FI"/>
+        </w:rPr>
+      </w:pPr>
+    </w:p>
+    <w:p>
+      <w:pPr>
+        <w:rPr>
+          <w:lang w:val="fi-FI"/>
+        </w:rPr>
+      </w:pPr>
+      <w:r>
+        <w:rPr>
+          <w:lang w:val="fi-FI"/>
+        </w:rPr>
+        <w:t>Demikian pengajuan jasa/pekerjaan ini kami usulkan agar dapat dipergunakan sesuai dengan kebutuhan</w:t>
+      </w:r>
+    </w:p>
+    <w:p>
+      <w:pPr>
+        <w:rPr>
+          <w:lang w:val="fi-FI"/>
+        </w:rPr>
+      </w:pPr>
+      <w:r>
+        <w:rPr>
+          <w:lang w:val="fi-FI"/>
+        </w:rPr>
+        <w:tab/>
+      </w:r>
+      <w:r>
+        <w:rPr>
+          <w:lang w:val="fi-FI"/>
+        </w:rPr>
+        <w:tab/>
+      </w:r>
+      <w:r>
+        <w:rPr>
+          <w:lang w:val="fi-FI"/>
+        </w:rPr>
+        <w:tab/>
+      </w:r>
+      <w:r>
+        <w:rPr>
+          <w:lang w:val="fi-FI"/>
+        </w:rPr>
+        <w:tab/>
+      </w:r>
+      <w:r>
+        <w:rPr>
+          <w:lang w:val="fi-FI"/>
+        </w:rPr>
+        <w:tab/>
+      </w:r>
+      <w:r>
+        <w:rPr>
+          <w:lang w:val="fi-FI"/>
+        </w:rPr>
+        <w:tab/>
+      </w:r>
+      <w:r>
+        <w:rPr>
+          <w:lang w:val="fi-FI"/>
+        </w:rPr>
+        <w:tab/>
+      </w:r>
+      <w:r>
+        <w:rPr>
+          <w:lang w:val="fi-FI"/>
+        </w:rPr>
+        <w:tab/>
+        <w:t xml:space="preserve">Bandung, </w:t>
+      </w:r>
+      <w:r>
+        <w:rPr>
+          <w:lang w:val="fi-FI"/>
+        </w:rPr>
+        <w:t>{{tanggal}}</w:t>
+      </w:r>
+      <w:r>
+        <w:rPr>
+          <w:lang w:val="fi-FI"/>
+        </w:rPr>
+        <w:tab/>
+      </w:r>
+      <w:r>
+        <w:rPr>
+          <w:lang w:val="fi-FI"/>
+        </w:rPr>
+        <w:tab/>
+      </w:r>
+      <w:r>
+        <w:rPr>
+          <w:lang w:val="fi-FI"/>
+        </w:rPr>
+        <w:tab/>
+      </w:r>
+      <w:r>
+        <w:rPr>
+          <w:lang w:val="fi-FI"/>
+        </w:rPr>
+        <w:tab/>
+      </w:r>
+      <w:r>
+        <w:rPr>
+          <w:lang w:val="fi-FI"/>
+        </w:rPr>
+        <w:tab/>
+      </w:r>
+      <w:r>
+        <w:rPr>
+          <w:lang w:val="fi-FI"/>
+        </w:rPr>
+        <w:tab/>
+      </w:r>
+      <w:r>
+        <w:rPr>
+          <w:lang w:val="fi-FI"/>
+        </w:rPr>
+        <w:tab/>
+      </w:r>
+    </w:p>
+    <w:p>
+      <w:pPr>
+        <w:rPr>
+          <w:lang w:val="fi-FI"/>
+        </w:rPr>
+      </w:pPr>
+      <w:r>
+        <w:rPr>
+          <w:lang w:val="fi-FI"/>
+        </w:rPr>
+        <w:t>Pengelola BMN</w:t>
+      </w:r>
+      <w:r>
+        <w:rPr>
+          <w:lang w:val="fi-FI"/>
+        </w:rPr>
+        <w:tab/>
+      </w:r>
+      <w:r>
+        <w:rPr>
+          <w:lang w:val="fi-FI"/>
+        </w:rPr>
+        <w:tab/>
+      </w:r>
+      <w:r>
+        <w:rPr>
+          <w:lang w:val="fi-FI"/>
+        </w:rPr>
+        <w:tab/>
+      </w:r>
+      <w:r>
+        <w:rPr>
+          <w:lang w:val="fi-FI"/>
+        </w:rPr>
+        <w:tab/>
+      </w:r>
+      <w:r>
+        <w:rPr>
+          <w:lang w:val="fi-FI"/>
+        </w:rPr>
+        <w:tab/>
+      </w:r>
+      <w:r>
+        <w:rPr>
+          <w:lang w:val="fi-FI"/>
+        </w:rPr>
+        <w:tab/>
+        <w:t>Yang Mengajukan</w:t>
+      </w:r>
+    </w:p>
+    <w:p>
+      <w:pPr>
+        <w:rPr>
+          <w:lang w:val="fi-FI"/>
+        </w:rPr>
+      </w:pPr>
+      <w:r>
+        <w:rPr>
+          <w:lang w:val="fi-FI"/>
+        </w:rPr>
+        <w:t>Kaur BMN</w:t>
+      </w:r>
+      <w:r>
+        <w:rPr>
+          <w:lang w:val="fi-FI"/>
+        </w:rPr>
+        <w:tab/>
+      </w:r>
+      <w:r>
+        <w:rPr>
+          <w:lang w:val="fi-FI"/>
+        </w:rPr>
+        <w:tab/>
+      </w:r>
+      <w:r>
+        <w:rPr>
+          <w:lang w:val="fi-FI"/>
+        </w:rPr>
+        <w:tab/>
+      </w:r>
+      <w:r>
+        <w:rPr>
+          <w:lang w:val="fi-FI"/>
+        </w:rPr>
+        <w:tab/>
+      </w:r>
+      <w:r>
+        <w:rPr>
+          <w:lang w:val="fi-FI"/>
+        </w:rPr>
+        <w:tab/>
+      </w:r>
+      <w:r>
+        <w:rPr>
+          <w:lang w:val="fi-FI"/>
+        </w:rPr>
+        <w:tab/>
+      </w:r>
+      <w:r>
+        <w:rPr>
+          <w:lang w:val="fi-FI"/>
+        </w:rPr>
+        <w:tab/>
+        <w:t>Katim/Kaur/PJ……….…,</w:t>
+      </w:r>
+    </w:p>
+    <w:p>
+      <w:pPr>
+        <w:rPr>
+          <w:lang w:val="fi-FI"/>
+        </w:rPr>
+      </w:pPr>
+    </w:p>
+    <w:p>
+      <w:pPr>
+        <w:rPr>
+          <w:lang w:val="fi-FI"/>
+        </w:rPr>
+      </w:pPr>
+    </w:p>
+    <w:p>
+      <w:pPr>
+        <w:rPr>
+          <w:lang w:val="fi-FI"/>
+        </w:rPr>
+      </w:pPr>
+    </w:p>
+    <w:p>
+      <w:pPr>
+        <w:rPr>
+          <w:lang w:val="fi-FI"/>
+        </w:rPr>
+      </w:pPr>
+      <w:r>
+        <w:rPr>
+          <w:lang w:val="fi-FI"/>
+        </w:rPr>
+        <w:t>Erwin R. Wardhani</w:t>
+      </w:r>
+      <w:r>
+        <w:rPr>
+          <w:lang w:val="fi-FI"/>
+        </w:rPr>
+        <w:tab/>
+      </w:r>
+      <w:r>
+        <w:rPr>
+          <w:lang w:val="fi-FI"/>
+        </w:rPr>
+        <w:tab/>
+      </w:r>
+      <w:r>
+        <w:rPr>
+          <w:lang w:val="fi-FI"/>
+        </w:rPr>
+        <w:tab/>
+      </w:r>
+      <w:r>
+        <w:rPr>
+          <w:lang w:val="fi-FI"/>
+        </w:rPr>
+        <w:tab/>
+      </w:r>
+      <w:r>
+        <w:rPr>
+          <w:lang w:val="fi-FI"/>
+        </w:rPr>
+        <w:tab/>
+      </w:r>
+      <w:r>
+        <w:rPr>
+          <w:lang w:val="fi-FI"/>
+        </w:rPr>
+        <w:tab/>
+      </w:r>
+      <w:r>
+        <w:rPr>
+          <w:lang w:val="fi-FI"/>
+        </w:rPr>
+        <w:t>{{namaPegawai}}</w:t>
+      </w:r>
+    </w:p>
+    <w:p>
+      <w:pPr>
+        <w:rPr>
+          <w:lang w:val="fi-FI"/>
+        </w:rPr>
+      </w:pPr>
+      <w:r>
+        <w:rPr>
+          <w:lang w:val="fi-FI"/>
+        </w:rPr>
+        <w:t>NIP 198701202010121004</w:t>
+      </w:r>
+      <w:r>
+        <w:rPr>
+          <w:lang w:val="fi-FI"/>
+        </w:rPr>
+        <w:tab/>
+      </w:r>
+      <w:r>
+        <w:rPr>
+          <w:lang w:val="fi-FI"/>
+        </w:rPr>
+        <w:tab/>
+      </w:r>
+      <w:r>
+        <w:rPr>
+          <w:lang w:val="fi-FI"/>
+        </w:rPr>
+        <w:tab/>
+      </w:r>
+      <w:r>
+        <w:rPr>
+          <w:lang w:val="fi-FI"/>
+        </w:rPr>
+        <w:tab/>
+      </w:r>
+      <w:r>
+        <w:rPr>
+          <w:lang w:val="fi-FI"/>
+        </w:rPr>
+        <w:tab/>
+      </w:r>
+      <w:r>
+        <w:rPr>
           <w:lang w:val="nl-NL"/>
         </w:rPr>
-      </w:pPr>
+        <w:t xml:space="preserve">NIP </w:t>
+      </w:r>
       <w:r>
         <w:rPr>
           <w:lang w:val="nl-NL"/>
         </w:rPr>
-        <w:t xml:space="preserve">{{pekerjaan}} </w:t>
-      </w:r>
-      <w:r>
-        <w:rPr>
-          <w:lang w:val="nl-NL"/>
-        </w:rPr>
-        <w:t xml:space="preserve">untuk di </w:t>
-      </w:r>
-      <w:r>
-        <w:rPr>
-          <w:lang w:val="nl-NL"/>
-        </w:rPr>
-        <w:t xml:space="preserve">{{tempat}} </w:t>
-      </w:r>
-    </w:p>
-    <w:p>
-      <w:pPr>
-        <w:rPr>
-          <w:lang w:val="fi-FI"/>
-        </w:rPr>
-      </w:pPr>
-    </w:p>
-    <w:p>
-      <w:pPr>
-        <w:rPr>
-          <w:lang w:val="fi-FI"/>
-        </w:rPr>
-      </w:pPr>
-      <w:r>
-        <w:rPr>
-          <w:lang w:val="fi-FI"/>
-        </w:rPr>
-        <w:t>Demikian pengajuan jasa/pekerjaan ini kami usulkan agar dapat dipergunakan sesuai dengan kebutuhan</w:t>
-      </w:r>
-    </w:p>
-    <w:p>
-      <w:pPr>
-        <w:rPr>
-          <w:lang w:val="fi-FI"/>
-        </w:rPr>
-      </w:pPr>
-      <w:r>
-        <w:rPr>
-          <w:lang w:val="fi-FI"/>
-        </w:rPr>
-        <w:tab/>
-      </w:r>
-      <w:r>
-        <w:rPr>
-          <w:lang w:val="fi-FI"/>
-        </w:rPr>
-        <w:tab/>
-      </w:r>
-      <w:r>
-        <w:rPr>
-          <w:lang w:val="fi-FI"/>
-        </w:rPr>
-        <w:tab/>
-      </w:r>
-      <w:r>
-        <w:rPr>
-          <w:lang w:val="fi-FI"/>
-        </w:rPr>
-        <w:tab/>
-      </w:r>
-      <w:r>
-        <w:rPr>
-          <w:lang w:val="fi-FI"/>
-        </w:rPr>
-        <w:tab/>
-      </w:r>
-      <w:r>
-        <w:rPr>
-          <w:lang w:val="fi-FI"/>
-        </w:rPr>
-        <w:tab/>
-      </w:r>
-      <w:r>
-        <w:rPr>
-          <w:lang w:val="fi-FI"/>
-        </w:rPr>
-        <w:tab/>
-      </w:r>
-      <w:r>
-        <w:rPr>
-          <w:lang w:val="fi-FI"/>
-        </w:rPr>
-        <w:tab/>
-        <w:t xml:space="preserve">Bandung, </w:t>
-      </w:r>
-      <w:r>
-        <w:rPr>
-          <w:lang w:val="nl-NL"/>
-        </w:rPr>
-        <w:t>{{tanggal}}</w:t>
-      </w:r>
-      <w:r>
-        <w:rPr>
-          <w:lang w:val="fi-FI"/>
-        </w:rPr>
-        <w:tab/>
-      </w:r>
-      <w:r>
-        <w:rPr>
-          <w:lang w:val="fi-FI"/>
-        </w:rPr>
-        <w:tab/>
-      </w:r>
-      <w:r>
-        <w:rPr>
-          <w:lang w:val="fi-FI"/>
-        </w:rPr>
-        <w:tab/>
-      </w:r>
-      <w:r>
-        <w:rPr>
-          <w:lang w:val="fi-FI"/>
-        </w:rPr>
-        <w:tab/>
-      </w:r>
-      <w:r>
-        <w:rPr>
-          <w:lang w:val="fi-FI"/>
-        </w:rPr>
-        <w:tab/>
-      </w:r>
-      <w:r>
-        <w:rPr>
-          <w:lang w:val="fi-FI"/>
-        </w:rPr>
-        <w:tab/>
-      </w:r>
-      <w:r>
-        <w:rPr>
-          <w:lang w:val="fi-FI"/>
-        </w:rPr>
-        <w:tab/>
-      </w:r>
-    </w:p>
-    <w:p>
-      <w:pPr>
-        <w:rPr>
-          <w:lang w:val="fi-FI"/>
-        </w:rPr>
-      </w:pPr>
-      <w:r>
-        <w:rPr>
-          <w:lang w:val="fi-FI"/>
-        </w:rPr>
-        <w:t>Pengelola BMN</w:t>
-      </w:r>
-      <w:r>
-        <w:rPr>
-          <w:lang w:val="fi-FI"/>
-        </w:rPr>
-        <w:tab/>
-      </w:r>
-      <w:r>
-        <w:rPr>
-          <w:lang w:val="fi-FI"/>
-        </w:rPr>
-        <w:tab/>
-      </w:r>
-      <w:r>
-        <w:rPr>
-          <w:lang w:val="fi-FI"/>
-        </w:rPr>
-        <w:tab/>
-      </w:r>
-      <w:r>
-        <w:rPr>
-          <w:lang w:val="fi-FI"/>
-        </w:rPr>
-        <w:tab/>
-      </w:r>
-      <w:r>
-        <w:rPr>
-          <w:lang w:val="fi-FI"/>
-        </w:rPr>
-        <w:tab/>
-      </w:r>
-      <w:r>
-        <w:rPr>
-          <w:lang w:val="fi-FI"/>
-        </w:rPr>
-        <w:tab/>
-        <w:t>Yang Mengajukan</w:t>
-      </w:r>
-    </w:p>
-    <w:p>
-      <w:pPr>
-        <w:rPr>
-          <w:lang w:val="fi-FI"/>
-        </w:rPr>
-      </w:pPr>
-      <w:r>
-        <w:rPr>
-          <w:lang w:val="fi-FI"/>
-        </w:rPr>
-        <w:t>Kaur BMN</w:t>
-      </w:r>
-      <w:r>
-        <w:rPr>
-          <w:lang w:val="fi-FI"/>
-        </w:rPr>
-        <w:tab/>
-      </w:r>
-      <w:r>
-        <w:rPr>
-          <w:lang w:val="fi-FI"/>
-        </w:rPr>
-        <w:tab/>
-      </w:r>
-      <w:r>
-        <w:rPr>
-          <w:lang w:val="fi-FI"/>
-        </w:rPr>
-        <w:tab/>
-      </w:r>
-      <w:r>
-        <w:rPr>
-          <w:lang w:val="fi-FI"/>
-        </w:rPr>
-        <w:tab/>
-      </w:r>
-      <w:r>
-        <w:rPr>
-          <w:lang w:val="fi-FI"/>
-        </w:rPr>
-        <w:tab/>
-      </w:r>
-      <w:r>
-        <w:rPr>
-          <w:lang w:val="fi-FI"/>
-        </w:rPr>
-        <w:tab/>
-      </w:r>
-      <w:r>
-        <w:rPr>
-          <w:lang w:val="fi-FI"/>
-        </w:rPr>
-        <w:tab/>
-        <w:t>Katim/Kaur/PJ……….…,</w:t>
-      </w:r>
-    </w:p>
-    <w:p>
-      <w:pPr>
-        <w:rPr>
-          <w:lang w:val="fi-FI"/>
-        </w:rPr>
-      </w:pPr>
-    </w:p>
-    <w:p>
-      <w:pPr>
-        <w:rPr>
-          <w:lang w:val="fi-FI"/>
-        </w:rPr>
-      </w:pPr>
-    </w:p>
-    <w:p>
-      <w:pPr>
-        <w:rPr>
-          <w:lang w:val="fi-FI"/>
-        </w:rPr>
-      </w:pPr>
-    </w:p>
-    <w:p>
-      <w:pPr>
-        <w:rPr>
-          <w:lang w:val="nl-NL"/>
-        </w:rPr>
-      </w:pPr>
-      <w:r>
-        <w:rPr>
-          <w:lang w:val="nl-NL"/>
-        </w:rPr>
-        <w:t>Erwin R. Wardhani</w:t>
-      </w:r>
-      <w:r>
-        <w:rPr>
-          <w:lang w:val="nl-NL"/>
-        </w:rPr>
-        <w:tab/>
-      </w:r>
-      <w:r>
-        <w:rPr>
-          <w:lang w:val="nl-NL"/>
-        </w:rPr>
-        <w:tab/>
-      </w:r>
-      <w:r>
-        <w:rPr>
-          <w:lang w:val="nl-NL"/>
-        </w:rPr>
-        <w:tab/>
-      </w:r>
-      <w:r>
-        <w:rPr>
-          <w:lang w:val="nl-NL"/>
-        </w:rPr>
-        <w:tab/>
-      </w:r>
-      <w:r>
-        <w:rPr>
-          <w:lang w:val="nl-NL"/>
-        </w:rPr>
-        <w:tab/>
-      </w:r>
-      <w:r>
-        <w:rPr>
-          <w:lang w:val="nl-NL"/>
-        </w:rPr>
-        <w:tab/>
-        <w:t>………………….……….</w:t>
-      </w:r>
-    </w:p>
-    <w:p>
-      <w:pPr>
-        <w:rPr>
-          <w:lang w:val="nl-NL"/>
-        </w:rPr>
-      </w:pPr>
-      <w:r>
-        <w:rPr>
-          <w:lang w:val="nl-NL"/>
-        </w:rPr>
-        <w:t>NIP 198701202010121004</w:t>
-      </w:r>
-      <w:r>
-        <w:rPr>
-          <w:lang w:val="nl-NL"/>
-        </w:rPr>
-        <w:tab/>
-      </w:r>
-      <w:r>
-        <w:rPr>
-          <w:lang w:val="nl-NL"/>
-        </w:rPr>
-        <w:tab/>
-      </w:r>
-      <w:r>
-        <w:rPr>
-          <w:lang w:val="nl-NL"/>
-        </w:rPr>
-        <w:tab/>
-      </w:r>
-      <w:r>
-        <w:rPr>
-          <w:lang w:val="nl-NL"/>
-        </w:rPr>
-        <w:tab/>
-      </w:r>
-      <w:r>
-        <w:rPr>
-          <w:lang w:val="nl-NL"/>
-        </w:rPr>
-        <w:tab/>
-        <w:t>NIP</w:t>
-      </w:r>
-    </w:p>
-    <w:p>
-      <w:pPr>
-        <w:rPr>
-          <w:lang w:val="nl-NL"/>
-        </w:rPr>
-      </w:pPr>
-      <w:r>
-        <w:rPr>
-          <w:lang w:val="nl-NL"/>
-        </w:rPr>
-        <w:tab/>
-      </w:r>
-      <w:r>
-        <w:rPr>
-          <w:lang w:val="nl-NL"/>
-        </w:rPr>
-        <w:tab/>
-      </w:r>
-      <w:r>
-        <w:rPr>
-          <w:lang w:val="nl-NL"/>
-        </w:rPr>
-        <w:tab/>
-      </w:r>
-      <w:r>
-        <w:rPr>
-          <w:lang w:val="nl-NL"/>
-        </w:rPr>
-        <w:tab/>
-      </w:r>
-      <w:r>
-        <w:rPr>
-          <w:lang w:val="nl-NL"/>
-        </w:rPr>
-        <w:tab/>
-      </w:r>
-      <w:r>
-        <w:rPr>
-          <w:lang w:val="nl-NL"/>
-        </w:rPr>
-        <w:tab/>
-      </w:r>
-      <w:r>
-        <w:rPr>
-          <w:lang w:val="nl-NL"/>
+        <w:t>{{nipPegawai}}</w:t>
+      </w:r>
+      <w:r>
+        <w:rPr>
+          <w:lang w:val="fi-FI"/>
+        </w:rPr>
+        <w:tab/>
+      </w:r>
+      <w:r>
+        <w:rPr>
+          <w:lang w:val="fi-FI"/>
+        </w:rPr>
+        <w:tab/>
+      </w:r>
+      <w:r>
+        <w:rPr>
+          <w:lang w:val="fi-FI"/>
+        </w:rPr>
+        <w:tab/>
+      </w:r>
+      <w:r>
+        <w:rPr>
+          <w:lang w:val="fi-FI"/>
+        </w:rPr>
+        <w:tab/>
+      </w:r>
+      <w:r>
+        <w:rPr>
+          <w:lang w:val="fi-FI"/>
+        </w:rPr>
+        <w:tab/>
+      </w:r>
+      <w:r>
+        <w:rPr>
+          <w:lang w:val="fi-FI"/>
+        </w:rPr>
+        <w:tab/>
+      </w:r>
+      <w:r>
+        <w:rPr>
+          <w:lang w:val="fi-FI"/>
         </w:rPr>
         <w:tab/>
       </w:r>
@@ -1053,48 +1050,48 @@
       <w:pPr>
         <w:ind w:left="2880"/>
         <w:rPr>
-          <w:lang w:val="nl-NL"/>
+          <w:lang w:val="fi-FI"/>
         </w:rPr>
       </w:pPr>
       <w:r>
         <w:rPr>
-          <w:lang w:val="nl-NL"/>
+          <w:lang w:val="fi-FI"/>
         </w:rPr>
         <w:t>Yang Menyetujui,</w:t>
       </w:r>
       <w:r>
         <w:rPr>
-          <w:lang w:val="nl-NL"/>
-        </w:rPr>
-        <w:tab/>
-      </w:r>
-      <w:r>
-        <w:rPr>
-          <w:lang w:val="nl-NL"/>
-        </w:rPr>
-        <w:tab/>
-      </w:r>
-      <w:r>
-        <w:rPr>
-          <w:lang w:val="nl-NL"/>
-        </w:rPr>
-        <w:tab/>
-      </w:r>
-      <w:r>
-        <w:rPr>
-          <w:lang w:val="nl-NL"/>
-        </w:rPr>
-        <w:tab/>
-      </w:r>
-      <w:r>
-        <w:rPr>
-          <w:lang w:val="nl-NL"/>
-        </w:rPr>
-        <w:tab/>
-      </w:r>
-      <w:r>
-        <w:rPr>
-          <w:lang w:val="nl-NL"/>
+          <w:lang w:val="fi-FI"/>
+        </w:rPr>
+        <w:tab/>
+      </w:r>
+      <w:r>
+        <w:rPr>
+          <w:lang w:val="fi-FI"/>
+        </w:rPr>
+        <w:tab/>
+      </w:r>
+      <w:r>
+        <w:rPr>
+          <w:lang w:val="fi-FI"/>
+        </w:rPr>
+        <w:tab/>
+      </w:r>
+      <w:r>
+        <w:rPr>
+          <w:lang w:val="fi-FI"/>
+        </w:rPr>
+        <w:tab/>
+      </w:r>
+      <w:r>
+        <w:rPr>
+          <w:lang w:val="fi-FI"/>
+        </w:rPr>
+        <w:tab/>
+      </w:r>
+      <w:r>
+        <w:rPr>
+          <w:lang w:val="fi-FI"/>
         </w:rPr>
         <w:tab/>
       </w:r>
@@ -1102,47 +1099,75 @@
     <w:p>
       <w:pPr>
         <w:ind w:left="2880"/>
+        <w:rPr>
+          <w:lang w:val="fi-FI"/>
+        </w:rPr>
       </w:pPr>
-      <w:proofErr w:type="spellStart"/>
-      <w:r>
-        <w:t>Kabag</w:t>
-      </w:r>
-      <w:proofErr w:type="spellEnd"/>
-      <w:r>
-        <w:t xml:space="preserve"> Umum/PPK</w:t>
-      </w:r>
-      <w:r>
-        <w:tab/>
-      </w:r>
-      <w:r>
-        <w:tab/>
-      </w:r>
-      <w:r>
-        <w:tab/>
-      </w:r>
-      <w:r>
-        <w:tab/>
-      </w:r>
-      <w:r>
-        <w:tab/>
-      </w:r>
-      <w:r>
+      <w:r>
+        <w:rPr>
+          <w:lang w:val="fi-FI"/>
+        </w:rPr>
+        <w:t>Kabag Umum/PPK</w:t>
+      </w:r>
+      <w:r>
+        <w:rPr>
+          <w:lang w:val="fi-FI"/>
+        </w:rPr>
+        <w:tab/>
+      </w:r>
+      <w:r>
+        <w:rPr>
+          <w:lang w:val="fi-FI"/>
+        </w:rPr>
+        <w:tab/>
+      </w:r>
+      <w:r>
+        <w:rPr>
+          <w:lang w:val="fi-FI"/>
+        </w:rPr>
+        <w:tab/>
+      </w:r>
+      <w:r>
+        <w:rPr>
+          <w:lang w:val="fi-FI"/>
+        </w:rPr>
+        <w:tab/>
+      </w:r>
+      <w:r>
+        <w:rPr>
+          <w:lang w:val="fi-FI"/>
+        </w:rPr>
+        <w:tab/>
+      </w:r>
+      <w:r>
+        <w:rPr>
+          <w:lang w:val="fi-FI"/>
+        </w:rPr>
         <w:tab/>
       </w:r>
     </w:p>
     <w:p>
       <w:pPr>
         <w:ind w:left="2880"/>
+        <w:rPr>
+          <w:lang w:val="fi-FI"/>
+        </w:rPr>
       </w:pPr>
     </w:p>
     <w:p>
       <w:pPr>
         <w:ind w:left="2880"/>
+        <w:rPr>
+          <w:lang w:val="fi-FI"/>
+        </w:rPr>
       </w:pPr>
     </w:p>
     <w:p>
       <w:pPr>
         <w:ind w:left="2880"/>
+        <w:rPr>
+          <w:lang w:val="fi-FI"/>
+        </w:rPr>
       </w:pPr>
     </w:p>
     <w:p>
@@ -1331,7 +1356,7 @@
             </wp:anchor>
           </w:drawing>
         </mc:Choice>
-        <mc:Fallback xmlns:cr="http://schemas.microsoft.com/office/comments/2020/reactions" xmlns="http://schemas.microsoft.com/office/tasks/2019/documenttasks" xmlns:dgm="http://schemas.openxmlformats.org/drawingml/2006/diagram" xmlns:lc="http://schemas.openxmlformats.org/drawingml/2006/lockedCanvas" xmlns:c="http://schemas.openxmlformats.org/drawingml/2006/chart" xmlns:pic="http://schemas.openxmlformats.org/drawingml/2006/picture" xmlns:a="http://schemas.openxmlformats.org/drawingml/2006/main" xmlns:sl="http://schemas.openxmlformats.org/schemaLibrary/2006/main">
+        <mc:Fallback xmlns:sl="http://schemas.openxmlformats.org/schemaLibrary/2006/main" xmlns:a="http://schemas.openxmlformats.org/drawingml/2006/main" xmlns:pic="http://schemas.openxmlformats.org/drawingml/2006/picture" xmlns:c="http://schemas.openxmlformats.org/drawingml/2006/chart" xmlns:lc="http://schemas.openxmlformats.org/drawingml/2006/lockedCanvas" xmlns:dgm="http://schemas.openxmlformats.org/drawingml/2006/diagram" xmlns="http://schemas.microsoft.com/office/tasks/2019/documenttasks" xmlns:cr="http://schemas.microsoft.com/office/comments/2020/reactions">
           <w:drawing>
             <wp:anchor allowOverlap="1" behindDoc="0" distB="0" distT="0" distL="114300" distR="114300" hidden="0" layoutInCell="1" locked="0" relativeHeight="0" simplePos="0">
               <wp:simplePos x="0" y="0"/>
@@ -1430,7 +1455,7 @@
             </wp:anchor>
           </w:drawing>
         </mc:Choice>
-        <mc:Fallback xmlns:cr="http://schemas.microsoft.com/office/comments/2020/reactions" xmlns="http://schemas.microsoft.com/office/tasks/2019/documenttasks" xmlns:dgm="http://schemas.openxmlformats.org/drawingml/2006/diagram" xmlns:lc="http://schemas.openxmlformats.org/drawingml/2006/lockedCanvas" xmlns:c="http://schemas.openxmlformats.org/drawingml/2006/chart" xmlns:pic="http://schemas.openxmlformats.org/drawingml/2006/picture" xmlns:a="http://schemas.openxmlformats.org/drawingml/2006/main" xmlns:sl="http://schemas.openxmlformats.org/schemaLibrary/2006/main">
+        <mc:Fallback xmlns:sl="http://schemas.openxmlformats.org/schemaLibrary/2006/main" xmlns:a="http://schemas.openxmlformats.org/drawingml/2006/main" xmlns:pic="http://schemas.openxmlformats.org/drawingml/2006/picture" xmlns:c="http://schemas.openxmlformats.org/drawingml/2006/chart" xmlns:lc="http://schemas.openxmlformats.org/drawingml/2006/lockedCanvas" xmlns:dgm="http://schemas.openxmlformats.org/drawingml/2006/diagram" xmlns="http://schemas.microsoft.com/office/tasks/2019/documenttasks" xmlns:cr="http://schemas.microsoft.com/office/comments/2020/reactions">
           <w:drawing>
             <wp:anchor allowOverlap="1" behindDoc="0" distB="0" distT="0" distL="114300" distR="114300" hidden="0" layoutInCell="1" locked="0" relativeHeight="0" simplePos="0">
               <wp:simplePos x="0" y="0"/>
